--- a/briefings/bradesco-nenhum.docx
+++ b/briefings/bradesco-nenhum.docx
@@ -9145,7 +9145,7 @@
             <w:sz w:val="24"/>
             <w:szCs w:val="24"/>
           </w:rPr>
-          <w:t xml:space="preserve">gência:                 </w:t>
+          <w:t xml:space="preserve">gência: </w:t>
         </w:r>
         <w:r>
           <w:rPr>

--- a/briefings/bradesco-nenhum.docx
+++ b/briefings/bradesco-nenhum.docx
@@ -9147,17 +9147,17 @@
           </w:rPr>
           <w:t xml:space="preserve">gência: </w:t>
         </w:r>
-        <w:r>
-          <w:rPr>
-            <w:rFonts w:ascii="Times New Roman" w:hAnsi="Times New Roman" w:cs="Times New Roman"/>
-            <w:b/>
-            <w:bCs/>
-            <w:sz w:val="24"/>
-            <w:szCs w:val="24"/>
-          </w:rPr>
-          <w:t xml:space="preserve"> {agencia}</w:t>
-        </w:r>
-      </w:ins>
+      </w:ins>
+      <w:r>
+        <w:rPr>
+          <w:rFonts w:ascii="Times New Roman" w:hAnsi="Times New Roman" w:cs="Times New Roman"/>
+          <w:b/>
+          <w:bCs/>
+          <w:sz w:val="24"/>
+          <w:szCs w:val="24"/>
+        </w:rPr>
+        <w:t xml:space="preserve"> {agencia}</w:t>
+      </w:r>
       <w:ins w:id="1007" w:author="Douglas Souza [2]" w:date="2026-09-02T15:44:00Z" w16du:dateUtc="2026-09-02T18:44:00Z">
         <w:r>
           <w:rPr>
